--- a/descargas/infantil/word/PRESENTE_infantil_s2_jueves-10-dic.docx
+++ b/descargas/infantil/word/PRESENTE_infantil_s2_jueves-10-dic.docx
@@ -195,13 +195,13 @@
             <w:i/>
             <w:iCs/>
           </w:rPr>
-          <w:t xml:space="preserve">María de Nazaret</w:t>
+          <w:t xml:space="preserve">Dijiste sí</w:t>
         </w:r>
         <w:r>
           <w:rPr>
             <w:rStyle w:val="Hipervnculo"/>
           </w:rPr>
-          <w:t xml:space="preserve">, del grupo Ixcís</w:t>
+          <w:t xml:space="preserve">, Anunciación</w:t>
         </w:r>
       </w:hyperlink>
       <w:r>
